--- a/A.4.15.docx
+++ b/A.4.15.docx
@@ -123,19 +123,19 @@
         <w:tblLook w:val="0000" w:firstRow="0" w:lastRow="0" w:firstColumn="0" w:lastColumn="0" w:noHBand="0" w:noVBand="0"/>
       </w:tblPr>
       <w:tblGrid>
-        <w:gridCol w:w="569"/>
-        <w:gridCol w:w="569"/>
-        <w:gridCol w:w="570"/>
-        <w:gridCol w:w="570"/>
-        <w:gridCol w:w="570"/>
-        <w:gridCol w:w="772"/>
-        <w:gridCol w:w="772"/>
-        <w:gridCol w:w="760"/>
-        <w:gridCol w:w="785"/>
-        <w:gridCol w:w="797"/>
-        <w:gridCol w:w="810"/>
-        <w:gridCol w:w="772"/>
-        <w:gridCol w:w="748"/>
+        <w:gridCol w:w="510"/>
+        <w:gridCol w:w="509"/>
+        <w:gridCol w:w="509"/>
+        <w:gridCol w:w="509"/>
+        <w:gridCol w:w="509"/>
+        <w:gridCol w:w="668"/>
+        <w:gridCol w:w="668"/>
+        <w:gridCol w:w="656"/>
+        <w:gridCol w:w="679"/>
+        <w:gridCol w:w="1239"/>
+        <w:gridCol w:w="701"/>
+        <w:gridCol w:w="668"/>
+        <w:gridCol w:w="1239"/>
       </w:tblGrid>
       <w:tr>
         <w:trPr>
@@ -8919,8 +8919,15 @@
                 <w:rFonts w:ascii="Arial" w:hAnsi="Arial" w:cs="Arial"/>
               </w:rPr>
               <w:br/>
+            </w:r>
+            <w:proofErr w:type="spellStart"/>
+            <w:r>
+              <w:rPr>
+                <w:rFonts w:ascii="Arial" w:hAnsi="Arial" w:cs="Arial"/>
+              </w:rPr>
               <w:t>006E</w:t>
             </w:r>
+            <w:proofErr w:type="spellEnd"/>
           </w:p>
         </w:tc>
         <w:tc>
@@ -9190,15 +9197,8 @@
                 <w:rFonts w:ascii="Arial" w:hAnsi="Arial" w:cs="Arial"/>
               </w:rPr>
               <w:br/>
-            </w:r>
-            <w:proofErr w:type="spellStart"/>
-            <w:r>
-              <w:rPr>
-                <w:rFonts w:ascii="Arial" w:hAnsi="Arial" w:cs="Arial"/>
-              </w:rPr>
               <w:t>0A9E</w:t>
             </w:r>
-            <w:proofErr w:type="spellEnd"/>
           </w:p>
         </w:tc>
         <w:tc>
@@ -9298,7 +9298,7 @@
               <w:bottom w:val="single" w:sz="12" w:space="0" w:color="000000"/>
               <w:right w:val="single" w:sz="12" w:space="0" w:color="000000"/>
             </w:tcBorders>
-            <w:shd w:val="clear" w:color="auto" w:fill="DDA0DD"/>
+            <w:shd w:val="clear" w:color="auto" w:fill="FFFACD"/>
             <w:vAlign w:val="center"/>
           </w:tcPr>
           <w:p>
@@ -9314,10 +9314,24 @@
             </w:pPr>
             <w:r>
               <w:rPr>
-                <w:rFonts w:ascii="Arial" w:hAnsi="Arial" w:cs="Arial"/>
-              </w:rPr>
-              <w:t> </w:t>
-            </w:r>
+                <w:rFonts w:ascii="Nirmala UI" w:hAnsi="Nirmala UI" w:cs="Nirmala UI"/>
+              </w:rPr>
+              <w:t>્‌</w:t>
+            </w:r>
+            <w:r>
+              <w:rPr>
+                <w:rFonts w:ascii="Arial" w:hAnsi="Arial" w:cs="Arial"/>
+              </w:rPr>
+              <w:br/>
+            </w:r>
+            <w:proofErr w:type="spellStart"/>
+            <w:r>
+              <w:rPr>
+                <w:rFonts w:ascii="Arial" w:hAnsi="Arial" w:cs="Arial"/>
+              </w:rPr>
+              <w:t>0ACD,200C</w:t>
+            </w:r>
+            <w:proofErr w:type="spellEnd"/>
           </w:p>
         </w:tc>
         <w:tc>
@@ -9418,7 +9432,7 @@
               <w:bottom w:val="single" w:sz="12" w:space="0" w:color="000000"/>
               <w:right w:val="single" w:sz="12" w:space="0" w:color="000000"/>
             </w:tcBorders>
-            <w:shd w:val="clear" w:color="auto" w:fill="DDA0DD"/>
+            <w:shd w:val="clear" w:color="auto" w:fill="FFFACD"/>
             <w:vAlign w:val="center"/>
           </w:tcPr>
           <w:p>
@@ -9433,10 +9447,24 @@
             </w:pPr>
             <w:r>
               <w:rPr>
-                <w:rFonts w:ascii="Arial" w:hAnsi="Arial" w:cs="Arial"/>
-              </w:rPr>
-              <w:t> </w:t>
-            </w:r>
+                <w:rFonts w:ascii="Nirmala UI" w:hAnsi="Nirmala UI" w:cs="Nirmala UI"/>
+              </w:rPr>
+              <w:t>્‍</w:t>
+            </w:r>
+            <w:r>
+              <w:rPr>
+                <w:rFonts w:ascii="Arial" w:hAnsi="Arial" w:cs="Arial"/>
+              </w:rPr>
+              <w:br/>
+            </w:r>
+            <w:proofErr w:type="spellStart"/>
+            <w:r>
+              <w:rPr>
+                <w:rFonts w:ascii="Arial" w:hAnsi="Arial" w:cs="Arial"/>
+              </w:rPr>
+              <w:t>0ACD,200D</w:t>
+            </w:r>
+            <w:proofErr w:type="spellEnd"/>
           </w:p>
         </w:tc>
         <w:bookmarkStart w:id="40" w:name="_MCCTEMPBM_CRPT01490043___7"/>
@@ -9463,8 +9491,13 @@
             <w:pPr>
               <w:pStyle w:val="TAL"/>
             </w:pPr>
-            <w:r>
-              <w:t>In the event that an MS receives a code where a symbol is not represented in the above table then the MS shall display the REPLACEMENT CHARACTER (</w:t>
+            <w:proofErr w:type="gramStart"/>
+            <w:r>
+              <w:t>In the event that</w:t>
+            </w:r>
+            <w:proofErr w:type="gramEnd"/>
+            <w:r>
+              <w:t xml:space="preserve"> an MS receives a code where a symbol is not represented in the above table then the MS shall display the REPLACEMENT CHARACTER (</w:t>
             </w:r>
             <w:proofErr w:type="spellStart"/>
             <w:r>
@@ -9504,11 +9537,24 @@
             </w:r>
             <w:proofErr w:type="spellStart"/>
             <w:r>
-              <w:t>SS2,CR</w:t>
+              <w:t>SS</w:t>
+            </w:r>
+            <w:proofErr w:type="gramStart"/>
+            <w:r>
+              <w:t>2,CR</w:t>
             </w:r>
             <w:proofErr w:type="spellEnd"/>
-            <w:r>
-              <w:t>&gt; is actually CSI (se next table), and that “CR” is not a filler, nor LF.</w:t>
+            <w:proofErr w:type="gramEnd"/>
+            <w:r>
+              <w:t xml:space="preserve">&gt; is </w:t>
+            </w:r>
+            <w:proofErr w:type="gramStart"/>
+            <w:r>
+              <w:t>actually CSI</w:t>
+            </w:r>
+            <w:proofErr w:type="gramEnd"/>
+            <w:r>
+              <w:t xml:space="preserve"> (se next table), and that “CR” is not a filler, nor LF.</w:t>
             </w:r>
           </w:p>
           <w:p>
@@ -11705,15 +11751,8 @@
                 <w:rFonts w:ascii="Arial" w:hAnsi="Arial" w:cs="Arial"/>
               </w:rPr>
               <w:br/>
-            </w:r>
-            <w:proofErr w:type="spellStart"/>
-            <w:r>
-              <w:rPr>
-                <w:rFonts w:ascii="Arial" w:hAnsi="Arial" w:cs="Arial"/>
-              </w:rPr>
               <w:t>26A0</w:t>
             </w:r>
-            <w:proofErr w:type="spellEnd"/>
           </w:p>
         </w:tc>
         <w:bookmarkStart w:id="52" w:name="_MCCTEMPBM_CRPT01490054___7"/>
@@ -12899,8 +12938,15 @@
                 <w:rFonts w:ascii="Arial" w:hAnsi="Arial" w:cs="Arial"/>
               </w:rPr>
               <w:br/>
+            </w:r>
+            <w:proofErr w:type="spellStart"/>
+            <w:r>
+              <w:rPr>
+                <w:rFonts w:ascii="Arial" w:hAnsi="Arial" w:cs="Arial"/>
+              </w:rPr>
               <w:t>00A5</w:t>
             </w:r>
+            <w:proofErr w:type="spellEnd"/>
           </w:p>
         </w:tc>
         <w:tc>
@@ -15968,8 +16014,15 @@
                 <w:rFonts w:ascii="Arial" w:hAnsi="Arial" w:cs="Arial"/>
               </w:rPr>
               <w:br/>
+            </w:r>
+            <w:proofErr w:type="spellStart"/>
+            <w:r>
+              <w:rPr>
+                <w:rFonts w:ascii="Arial" w:hAnsi="Arial" w:cs="Arial"/>
+              </w:rPr>
               <w:t>0AFD</w:t>
             </w:r>
+            <w:proofErr w:type="spellEnd"/>
           </w:p>
         </w:tc>
         <w:bookmarkStart w:id="70" w:name="_MCCTEMPBM_CRPT01490072___7"/>
@@ -16428,8 +16481,15 @@
                 <w:rFonts w:ascii="Arial" w:hAnsi="Arial" w:cs="Arial"/>
               </w:rPr>
               <w:br/>
+            </w:r>
+            <w:proofErr w:type="spellStart"/>
+            <w:r>
+              <w:rPr>
+                <w:rFonts w:ascii="Arial" w:hAnsi="Arial" w:cs="Arial"/>
+              </w:rPr>
               <w:t>00F7</w:t>
             </w:r>
+            <w:proofErr w:type="spellEnd"/>
           </w:p>
         </w:tc>
         <w:tc>
@@ -17783,15 +17843,8 @@
                 <w:rFonts w:ascii="Arial" w:hAnsi="Arial" w:cs="Arial"/>
               </w:rPr>
               <w:br/>
-            </w:r>
-            <w:proofErr w:type="spellStart"/>
-            <w:r>
-              <w:rPr>
-                <w:rFonts w:ascii="Arial" w:hAnsi="Arial" w:cs="Arial"/>
-              </w:rPr>
               <w:t>007E</w:t>
             </w:r>
-            <w:proofErr w:type="spellEnd"/>
           </w:p>
         </w:tc>
         <w:tc>
@@ -18762,8 +18815,15 @@
                 <w:rFonts w:ascii="Arial" w:hAnsi="Arial" w:cs="Arial"/>
               </w:rPr>
               <w:br/>
+            </w:r>
+            <w:proofErr w:type="spellStart"/>
+            <w:r>
+              <w:rPr>
+                <w:rFonts w:ascii="Arial" w:hAnsi="Arial" w:cs="Arial"/>
+              </w:rPr>
               <w:t>00B7</w:t>
             </w:r>
+            <w:proofErr w:type="spellEnd"/>
           </w:p>
         </w:tc>
         <w:tc>
@@ -18942,8 +19002,13 @@
             <w:pPr>
               <w:pStyle w:val="TAL"/>
             </w:pPr>
-            <w:r>
-              <w:t>In the event that an MS receives a code where a symbol is not represented in the above table then the MS shall display the REPLACEMENT CHARACTER (</w:t>
+            <w:proofErr w:type="gramStart"/>
+            <w:r>
+              <w:t>In the event that</w:t>
+            </w:r>
+            <w:proofErr w:type="gramEnd"/>
+            <w:r>
+              <w:t xml:space="preserve"> an MS receives a code where a symbol is not represented in the above table then the MS shall display the REPLACEMENT CHARACTER (</w:t>
             </w:r>
             <w:proofErr w:type="spellStart"/>
             <w:r>
